--- a/img/INFORME DE LA PAGINA WEB DE POW.docx
+++ b/img/INFORME DE LA PAGINA WEB DE POW.docx
@@ -13,16 +13,17 @@
     <w:p/>
     <w:p>
       <w:r>
-        <w:t xml:space="preserve">En el dia de </w:t>
-      </w:r>
-      <w:proofErr w:type="gramStart"/>
-      <w:r>
-        <w:t>hoy</w:t>
-      </w:r>
-      <w:r>
-        <w:t>(</w:t>
-      </w:r>
-      <w:proofErr w:type="gramEnd"/>
+        <w:t xml:space="preserve">En el </w:t>
+      </w:r>
+      <w:r>
+        <w:t>día</w:t>
+      </w:r>
+      <w:r>
+        <w:t xml:space="preserve"> de </w:t>
+      </w:r>
+      <w:r>
+        <w:t>hoy (</w:t>
+      </w:r>
       <w:r>
         <w:t>22/09/2026)</w:t>
       </w:r>
@@ -101,10 +102,13 @@
         <w:t>En el día de hoy (29/09/2026) hemos hecho el favicon de la página web, también he creado mi logo de UrbanFit, también hemos hecho lo de posicionar la web con palabras cortas y palabras largas y una descripción de UrbanFit.</w:t>
       </w:r>
       <w:r>
+        <w:rPr>
+          <w:noProof/>
+        </w:rPr>
         <w:drawing>
-          <wp:inline distT="0" distB="0" distL="0" distR="0" wp14:anchorId="1DCDAE7B" wp14:editId="49A38ECC">
-            <wp:extent cx="5400040" cy="2513330"/>
-            <wp:effectExtent l="0" t="0" r="0" b="1270"/>
+          <wp:inline distT="0" distB="0" distL="0" distR="0" wp14:anchorId="1DCDAE7B" wp14:editId="5A8BCB64">
+            <wp:extent cx="4873337" cy="2268187"/>
+            <wp:effectExtent l="0" t="0" r="3810" b="0"/>
             <wp:docPr id="3" name="Imagen 3"/>
             <wp:cNvGraphicFramePr>
               <a:graphicFrameLocks xmlns:a="http://schemas.openxmlformats.org/drawingml/2006/main" noChangeAspect="1"/>
@@ -125,7 +129,7 @@
                   <pic:spPr>
                     <a:xfrm>
                       <a:off x="0" y="0"/>
-                      <a:ext cx="5400040" cy="2513330"/>
+                      <a:ext cx="4893079" cy="2277375"/>
                     </a:xfrm>
                     <a:prstGeom prst="rect">
                       <a:avLst/>
@@ -144,9 +148,9 @@
           <w:noProof/>
         </w:rPr>
         <w:drawing>
-          <wp:inline distT="0" distB="0" distL="0" distR="0" wp14:anchorId="20AED36B" wp14:editId="491A7FBF">
-            <wp:extent cx="2634018" cy="2634018"/>
-            <wp:effectExtent l="0" t="0" r="0" b="0"/>
+          <wp:inline distT="0" distB="0" distL="0" distR="0" wp14:anchorId="20AED36B" wp14:editId="728BBFE9">
+            <wp:extent cx="2090057" cy="2090057"/>
+            <wp:effectExtent l="0" t="0" r="5715" b="5715"/>
             <wp:docPr id="2" name="Imagen 2"/>
             <wp:cNvGraphicFramePr>
               <a:graphicFrameLocks xmlns:a="http://schemas.openxmlformats.org/drawingml/2006/main" noChangeAspect="1"/>
@@ -176,7 +180,7 @@
                   <pic:spPr bwMode="auto">
                     <a:xfrm>
                       <a:off x="0" y="0"/>
-                      <a:ext cx="2642879" cy="2642879"/>
+                      <a:ext cx="2100278" cy="2100278"/>
                     </a:xfrm>
                     <a:prstGeom prst="rect">
                       <a:avLst/>
@@ -193,8 +197,383 @@
         </w:drawing>
       </w:r>
     </w:p>
+    <w:p>
+      <w:r>
+        <w:t>En el día de hoy</w:t>
+      </w:r>
+      <w:r>
+        <w:t xml:space="preserve"> (06/10/2026)</w:t>
+      </w:r>
+      <w:r>
+        <w:t xml:space="preserve"> hemos hecho una pagina de enlaces para enlazarlas con otras paginas web para si Google la ponga alta a la hora de buscar nuestra pagina webs y he creados todas las paginas que va haber en la pagina webs y por último hemos indexado la página web UrbanFit.</w:t>
+      </w:r>
+    </w:p>
+    <w:p>
+      <w:r>
+        <w:rPr>
+          <w:noProof/>
+        </w:rPr>
+        <w:drawing>
+          <wp:inline distT="0" distB="0" distL="0" distR="0" wp14:anchorId="4C3EE139" wp14:editId="0A8933D7">
+            <wp:extent cx="4670185" cy="1389413"/>
+            <wp:effectExtent l="0" t="0" r="0" b="1270"/>
+            <wp:docPr id="4" name="Imagen 4"/>
+            <wp:cNvGraphicFramePr>
+              <a:graphicFrameLocks xmlns:a="http://schemas.openxmlformats.org/drawingml/2006/main" noChangeAspect="1"/>
+            </wp:cNvGraphicFramePr>
+            <a:graphic xmlns:a="http://schemas.openxmlformats.org/drawingml/2006/main">
+              <a:graphicData uri="http://schemas.openxmlformats.org/drawingml/2006/picture">
+                <pic:pic xmlns:pic="http://schemas.openxmlformats.org/drawingml/2006/picture">
+                  <pic:nvPicPr>
+                    <pic:cNvPr id="1" name=""/>
+                    <pic:cNvPicPr/>
+                  </pic:nvPicPr>
+                  <pic:blipFill>
+                    <a:blip r:embed="rId9"/>
+                    <a:stretch>
+                      <a:fillRect/>
+                    </a:stretch>
+                  </pic:blipFill>
+                  <pic:spPr>
+                    <a:xfrm>
+                      <a:off x="0" y="0"/>
+                      <a:ext cx="4716417" cy="1403167"/>
+                    </a:xfrm>
+                    <a:prstGeom prst="rect">
+                      <a:avLst/>
+                    </a:prstGeom>
+                  </pic:spPr>
+                </pic:pic>
+              </a:graphicData>
+            </a:graphic>
+          </wp:inline>
+        </w:drawing>
+      </w:r>
+    </w:p>
+    <w:p>
+      <w:r>
+        <w:rPr>
+          <w:noProof/>
+        </w:rPr>
+        <w:drawing>
+          <wp:inline distT="0" distB="0" distL="0" distR="0" wp14:anchorId="120C7D5F" wp14:editId="1D34808B">
+            <wp:extent cx="3610098" cy="1351726"/>
+            <wp:effectExtent l="0" t="0" r="0" b="1270"/>
+            <wp:docPr id="5" name="Imagen 5"/>
+            <wp:cNvGraphicFramePr>
+              <a:graphicFrameLocks xmlns:a="http://schemas.openxmlformats.org/drawingml/2006/main" noChangeAspect="1"/>
+            </wp:cNvGraphicFramePr>
+            <a:graphic xmlns:a="http://schemas.openxmlformats.org/drawingml/2006/main">
+              <a:graphicData uri="http://schemas.openxmlformats.org/drawingml/2006/picture">
+                <pic:pic xmlns:pic="http://schemas.openxmlformats.org/drawingml/2006/picture">
+                  <pic:nvPicPr>
+                    <pic:cNvPr id="1" name=""/>
+                    <pic:cNvPicPr/>
+                  </pic:nvPicPr>
+                  <pic:blipFill>
+                    <a:blip r:embed="rId10"/>
+                    <a:stretch>
+                      <a:fillRect/>
+                    </a:stretch>
+                  </pic:blipFill>
+                  <pic:spPr>
+                    <a:xfrm>
+                      <a:off x="0" y="0"/>
+                      <a:ext cx="3630787" cy="1359473"/>
+                    </a:xfrm>
+                    <a:prstGeom prst="rect">
+                      <a:avLst/>
+                    </a:prstGeom>
+                  </pic:spPr>
+                </pic:pic>
+              </a:graphicData>
+            </a:graphic>
+          </wp:inline>
+        </w:drawing>
+      </w:r>
+    </w:p>
+    <w:p>
+      <w:r>
+        <w:lastRenderedPageBreak/>
+        <w:t xml:space="preserve">Hemos cambiado </w:t>
+      </w:r>
+      <w:r>
+        <w:t>el formato de las imágenes a webp, también he creado todas las paginas y las he subido al github, hemos creado un txt esto sirve para que un robot le permitamos lo que nosotros queramos que suba o vea y también hemos estado haciendo el Lighthouse que esto sirve para ver como va tu pagina web, si tiene fallos que podríamos mejorar etc..</w:t>
+      </w:r>
+    </w:p>
+    <w:p>
+      <w:r>
+        <w:rPr>
+          <w:noProof/>
+        </w:rPr>
+        <w:drawing>
+          <wp:inline distT="0" distB="0" distL="0" distR="0" wp14:anchorId="1FF42923" wp14:editId="36178A46">
+            <wp:extent cx="3686175" cy="2076291"/>
+            <wp:effectExtent l="0" t="0" r="0" b="635"/>
+            <wp:docPr id="6" name="Imagen 6"/>
+            <wp:cNvGraphicFramePr>
+              <a:graphicFrameLocks xmlns:a="http://schemas.openxmlformats.org/drawingml/2006/main" noChangeAspect="1"/>
+            </wp:cNvGraphicFramePr>
+            <a:graphic xmlns:a="http://schemas.openxmlformats.org/drawingml/2006/main">
+              <a:graphicData uri="http://schemas.openxmlformats.org/drawingml/2006/picture">
+                <pic:pic xmlns:pic="http://schemas.openxmlformats.org/drawingml/2006/picture">
+                  <pic:nvPicPr>
+                    <pic:cNvPr id="1" name=""/>
+                    <pic:cNvPicPr/>
+                  </pic:nvPicPr>
+                  <pic:blipFill>
+                    <a:blip r:embed="rId11"/>
+                    <a:stretch>
+                      <a:fillRect/>
+                    </a:stretch>
+                  </pic:blipFill>
+                  <pic:spPr>
+                    <a:xfrm>
+                      <a:off x="0" y="0"/>
+                      <a:ext cx="3695864" cy="2081748"/>
+                    </a:xfrm>
+                    <a:prstGeom prst="rect">
+                      <a:avLst/>
+                    </a:prstGeom>
+                  </pic:spPr>
+                </pic:pic>
+              </a:graphicData>
+            </a:graphic>
+          </wp:inline>
+        </w:drawing>
+      </w:r>
+    </w:p>
+    <w:p>
+      <w:r>
+        <w:rPr>
+          <w:noProof/>
+        </w:rPr>
+        <w:drawing>
+          <wp:inline distT="0" distB="0" distL="0" distR="0" wp14:anchorId="489918F5" wp14:editId="10B5BA7A">
+            <wp:extent cx="2771775" cy="3085463"/>
+            <wp:effectExtent l="0" t="0" r="0" b="1270"/>
+            <wp:docPr id="7" name="Imagen 7"/>
+            <wp:cNvGraphicFramePr>
+              <a:graphicFrameLocks xmlns:a="http://schemas.openxmlformats.org/drawingml/2006/main" noChangeAspect="1"/>
+            </wp:cNvGraphicFramePr>
+            <a:graphic xmlns:a="http://schemas.openxmlformats.org/drawingml/2006/main">
+              <a:graphicData uri="http://schemas.openxmlformats.org/drawingml/2006/picture">
+                <pic:pic xmlns:pic="http://schemas.openxmlformats.org/drawingml/2006/picture">
+                  <pic:nvPicPr>
+                    <pic:cNvPr id="1" name=""/>
+                    <pic:cNvPicPr/>
+                  </pic:nvPicPr>
+                  <pic:blipFill>
+                    <a:blip r:embed="rId12"/>
+                    <a:stretch>
+                      <a:fillRect/>
+                    </a:stretch>
+                  </pic:blipFill>
+                  <pic:spPr>
+                    <a:xfrm>
+                      <a:off x="0" y="0"/>
+                      <a:ext cx="2776467" cy="3090686"/>
+                    </a:xfrm>
+                    <a:prstGeom prst="rect">
+                      <a:avLst/>
+                    </a:prstGeom>
+                  </pic:spPr>
+                </pic:pic>
+              </a:graphicData>
+            </a:graphic>
+          </wp:inline>
+        </w:drawing>
+      </w:r>
+    </w:p>
+    <w:p>
+      <w:pPr>
+        <w:rPr>
+          <w:u w:val="single"/>
+        </w:rPr>
+      </w:pPr>
+      <w:r>
+        <w:rPr>
+          <w:noProof/>
+        </w:rPr>
+        <w:drawing>
+          <wp:inline distT="0" distB="0" distL="0" distR="0" wp14:anchorId="6A274916" wp14:editId="4E36DD84">
+            <wp:extent cx="4029075" cy="2395469"/>
+            <wp:effectExtent l="0" t="0" r="0" b="5080"/>
+            <wp:docPr id="8" name="Imagen 8"/>
+            <wp:cNvGraphicFramePr>
+              <a:graphicFrameLocks xmlns:a="http://schemas.openxmlformats.org/drawingml/2006/main" noChangeAspect="1"/>
+            </wp:cNvGraphicFramePr>
+            <a:graphic xmlns:a="http://schemas.openxmlformats.org/drawingml/2006/main">
+              <a:graphicData uri="http://schemas.openxmlformats.org/drawingml/2006/picture">
+                <pic:pic xmlns:pic="http://schemas.openxmlformats.org/drawingml/2006/picture">
+                  <pic:nvPicPr>
+                    <pic:cNvPr id="1" name=""/>
+                    <pic:cNvPicPr/>
+                  </pic:nvPicPr>
+                  <pic:blipFill>
+                    <a:blip r:embed="rId13"/>
+                    <a:stretch>
+                      <a:fillRect/>
+                    </a:stretch>
+                  </pic:blipFill>
+                  <pic:spPr>
+                    <a:xfrm>
+                      <a:off x="0" y="0"/>
+                      <a:ext cx="4035820" cy="2399479"/>
+                    </a:xfrm>
+                    <a:prstGeom prst="rect">
+                      <a:avLst/>
+                    </a:prstGeom>
+                  </pic:spPr>
+                </pic:pic>
+              </a:graphicData>
+            </a:graphic>
+          </wp:inline>
+        </w:drawing>
+      </w:r>
+      <w:r>
+        <w:br w:type="page"/>
+      </w:r>
+      <w:r>
+        <w:lastRenderedPageBreak/>
+        <w:t xml:space="preserve">Hoy (21/10/26) hemos hecho esto a las </w:t>
+      </w:r>
+      <w:r>
+        <w:t>imágenes</w:t>
+      </w:r>
+      <w:r>
+        <w:t xml:space="preserve"> para que cargue la imagen cuando hacemos scroll.</w:t>
+      </w:r>
+    </w:p>
+    <w:p>
+      <w:r>
+        <w:drawing>
+          <wp:inline distT="0" distB="0" distL="0" distR="0" wp14:anchorId="191FED19" wp14:editId="3261C285">
+            <wp:extent cx="5400040" cy="333375"/>
+            <wp:effectExtent l="0" t="0" r="0" b="9525"/>
+            <wp:docPr id="10" name="Imagen 10"/>
+            <wp:cNvGraphicFramePr>
+              <a:graphicFrameLocks xmlns:a="http://schemas.openxmlformats.org/drawingml/2006/main" noChangeAspect="1"/>
+            </wp:cNvGraphicFramePr>
+            <a:graphic xmlns:a="http://schemas.openxmlformats.org/drawingml/2006/main">
+              <a:graphicData uri="http://schemas.openxmlformats.org/drawingml/2006/picture">
+                <pic:pic xmlns:pic="http://schemas.openxmlformats.org/drawingml/2006/picture">
+                  <pic:nvPicPr>
+                    <pic:cNvPr id="1" name=""/>
+                    <pic:cNvPicPr/>
+                  </pic:nvPicPr>
+                  <pic:blipFill>
+                    <a:blip r:embed="rId14"/>
+                    <a:stretch>
+                      <a:fillRect/>
+                    </a:stretch>
+                  </pic:blipFill>
+                  <pic:spPr>
+                    <a:xfrm>
+                      <a:off x="0" y="0"/>
+                      <a:ext cx="5400040" cy="333375"/>
+                    </a:xfrm>
+                    <a:prstGeom prst="rect">
+                      <a:avLst/>
+                    </a:prstGeom>
+                  </pic:spPr>
+                </pic:pic>
+              </a:graphicData>
+            </a:graphic>
+          </wp:inline>
+        </w:drawing>
+      </w:r>
+    </w:p>
+    <w:p>
+      <w:r>
+        <w:t>Esta para que cague lo antes posible las fotos</w:t>
+      </w:r>
+    </w:p>
+    <w:p>
+      <w:r>
+        <w:drawing>
+          <wp:inline distT="0" distB="0" distL="0" distR="0" wp14:anchorId="52E15C0D" wp14:editId="71D753F5">
+            <wp:extent cx="5400040" cy="281940"/>
+            <wp:effectExtent l="0" t="0" r="0" b="3810"/>
+            <wp:docPr id="11" name="Imagen 11"/>
+            <wp:cNvGraphicFramePr>
+              <a:graphicFrameLocks xmlns:a="http://schemas.openxmlformats.org/drawingml/2006/main" noChangeAspect="1"/>
+            </wp:cNvGraphicFramePr>
+            <a:graphic xmlns:a="http://schemas.openxmlformats.org/drawingml/2006/main">
+              <a:graphicData uri="http://schemas.openxmlformats.org/drawingml/2006/picture">
+                <pic:pic xmlns:pic="http://schemas.openxmlformats.org/drawingml/2006/picture">
+                  <pic:nvPicPr>
+                    <pic:cNvPr id="1" name=""/>
+                    <pic:cNvPicPr/>
+                  </pic:nvPicPr>
+                  <pic:blipFill>
+                    <a:blip r:embed="rId15"/>
+                    <a:stretch>
+                      <a:fillRect/>
+                    </a:stretch>
+                  </pic:blipFill>
+                  <pic:spPr>
+                    <a:xfrm>
+                      <a:off x="0" y="0"/>
+                      <a:ext cx="5400040" cy="281940"/>
+                    </a:xfrm>
+                    <a:prstGeom prst="rect">
+                      <a:avLst/>
+                    </a:prstGeom>
+                  </pic:spPr>
+                </pic:pic>
+              </a:graphicData>
+            </a:graphic>
+          </wp:inline>
+        </w:drawing>
+      </w:r>
+    </w:p>
+    <w:p>
+      <w:r>
+        <w:t>Se ajusta el tamaño automáticamente</w:t>
+      </w:r>
+    </w:p>
+    <w:p>
+      <w:r>
+        <w:drawing>
+          <wp:inline distT="0" distB="0" distL="0" distR="0" wp14:anchorId="556942F9" wp14:editId="4FB41953">
+            <wp:extent cx="5400040" cy="729615"/>
+            <wp:effectExtent l="0" t="0" r="0" b="0"/>
+            <wp:docPr id="12" name="Imagen 12"/>
+            <wp:cNvGraphicFramePr>
+              <a:graphicFrameLocks xmlns:a="http://schemas.openxmlformats.org/drawingml/2006/main" noChangeAspect="1"/>
+            </wp:cNvGraphicFramePr>
+            <a:graphic xmlns:a="http://schemas.openxmlformats.org/drawingml/2006/main">
+              <a:graphicData uri="http://schemas.openxmlformats.org/drawingml/2006/picture">
+                <pic:pic xmlns:pic="http://schemas.openxmlformats.org/drawingml/2006/picture">
+                  <pic:nvPicPr>
+                    <pic:cNvPr id="1" name=""/>
+                    <pic:cNvPicPr/>
+                  </pic:nvPicPr>
+                  <pic:blipFill>
+                    <a:blip r:embed="rId16"/>
+                    <a:stretch>
+                      <a:fillRect/>
+                    </a:stretch>
+                  </pic:blipFill>
+                  <pic:spPr>
+                    <a:xfrm>
+                      <a:off x="0" y="0"/>
+                      <a:ext cx="5400040" cy="729615"/>
+                    </a:xfrm>
+                    <a:prstGeom prst="rect">
+                      <a:avLst/>
+                    </a:prstGeom>
+                  </pic:spPr>
+                </pic:pic>
+              </a:graphicData>
+            </a:graphic>
+          </wp:inline>
+        </w:drawing>
+      </w:r>
+    </w:p>
     <w:sectPr>
-      <w:headerReference w:type="default" r:id="rId9"/>
+      <w:headerReference w:type="default" r:id="rId17"/>
       <w:pgSz w:w="11906" w:h="16838"/>
       <w:pgMar w:top="1417" w:right="1701" w:bottom="1417" w:left="1701" w:header="708" w:footer="708" w:gutter="0"/>
       <w:cols w:space="708"/>
